--- a/Work/Jesús Es Rey  Miel San Marcos.docx
+++ b/Work/Jesús Es Rey  Miel San Marcos.docx
@@ -50,6 +50,8 @@
       </w:pPr>
       <w:r>
         <w:rPr>
+          <w:b/>
+          <w:bCs/>
           <w:noProof/>
           <w:szCs w:val="28"/>
         </w:rPr>
@@ -112,23 +114,7 @@
                                 <w:bCs/>
                                 <w:szCs w:val="28"/>
                               </w:rPr>
-                              <w:t>Cor</w:t>
-                            </w:r>
-                            <w:r>
-                              <w:rPr>
-                                <w:b/>
-                                <w:bCs/>
-                                <w:szCs w:val="28"/>
-                              </w:rPr>
-                              <w:t>o</w:t>
-                            </w:r>
-                            <w:r>
-                              <w:rPr>
-                                <w:b/>
-                                <w:bCs/>
-                                <w:szCs w:val="28"/>
-                              </w:rPr>
-                              <w:t xml:space="preserve"> II</w:t>
+                              <w:t>Coro II</w:t>
                             </w:r>
                           </w:p>
                           <w:p>
@@ -542,31 +528,7 @@
                                 <w:bCs/>
                                 <w:szCs w:val="28"/>
                               </w:rPr>
-                              <w:t>///</w:t>
-                            </w:r>
-                            <w:r>
-                              <w:rPr>
-                                <w:b/>
-                                <w:bCs/>
-                                <w:szCs w:val="28"/>
-                              </w:rPr>
-                              <w:t>Inter</w:t>
-                            </w:r>
-                            <w:r>
-                              <w:rPr>
-                                <w:b/>
-                                <w:bCs/>
-                                <w:szCs w:val="28"/>
-                              </w:rPr>
-                              <w:t>////</w:t>
-                            </w:r>
-                            <w:r>
-                              <w:rPr>
-                                <w:b/>
-                                <w:bCs/>
-                                <w:szCs w:val="28"/>
-                              </w:rPr>
-                              <w:t>:</w:t>
+                              <w:t>////Inter////:</w:t>
                             </w:r>
                             <w:r>
                               <w:rPr>
@@ -665,7 +627,7 @@
                                 <w:bCs/>
                                 <w:szCs w:val="28"/>
                               </w:rPr>
-                              <w:t>Puente</w:t>
+                              <w:t xml:space="preserve">Puente </w:t>
                             </w:r>
                             <w:r>
                               <w:rPr>
@@ -756,7 +718,7 @@
                                 <w:b/>
                                 <w:bCs/>
                               </w:rPr>
-                              <w:t>Coro II</w:t>
+                              <w:t xml:space="preserve">Coro II </w:t>
                             </w:r>
                           </w:p>
                           <w:p>
@@ -772,47 +734,13 @@
                                 <w:bCs/>
                                 <w:szCs w:val="28"/>
                               </w:rPr>
-                              <w:t>///</w:t>
-                            </w:r>
-                            <w:r>
-                              <w:rPr>
-                                <w:b/>
-                                <w:bCs/>
-                                <w:szCs w:val="28"/>
-                              </w:rPr>
-                              <w:t>/</w:t>
-                            </w:r>
-                            <w:r>
-                              <w:rPr>
-                                <w:b/>
-                                <w:bCs/>
-                                <w:szCs w:val="28"/>
-                              </w:rPr>
-                              <w:t>Inter</w:t>
-                            </w:r>
-                            <w:r>
-                              <w:rPr>
-                                <w:b/>
-                                <w:bCs/>
-                                <w:szCs w:val="28"/>
-                              </w:rPr>
-                              <w:t>/</w:t>
-                            </w:r>
-                            <w:r>
-                              <w:rPr>
-                                <w:b/>
-                                <w:bCs/>
-                                <w:szCs w:val="28"/>
-                              </w:rPr>
-                              <w:t>///</w:t>
-                            </w:r>
-                            <w:r>
-                              <w:rPr>
-                                <w:b/>
-                                <w:bCs/>
-                                <w:szCs w:val="28"/>
-                              </w:rPr>
-                              <w:t>:</w:t>
+                              <w:t>////Inter////:</w:t>
+                            </w:r>
+                            <w:r>
+                              <w:rPr>
+                                <w:szCs w:val="28"/>
+                              </w:rPr>
+                              <w:t xml:space="preserve"> </w:t>
                             </w:r>
                             <w:r>
                               <w:rPr>
@@ -969,23 +897,7 @@
                           <w:bCs/>
                           <w:szCs w:val="28"/>
                         </w:rPr>
-                        <w:t>Cor</w:t>
-                      </w:r>
-                      <w:r>
-                        <w:rPr>
-                          <w:b/>
-                          <w:bCs/>
-                          <w:szCs w:val="28"/>
-                        </w:rPr>
-                        <w:t>o</w:t>
-                      </w:r>
-                      <w:r>
-                        <w:rPr>
-                          <w:b/>
-                          <w:bCs/>
-                          <w:szCs w:val="28"/>
-                        </w:rPr>
-                        <w:t xml:space="preserve"> II</w:t>
+                        <w:t>Coro II</w:t>
                       </w:r>
                     </w:p>
                     <w:p>
@@ -1399,31 +1311,7 @@
                           <w:bCs/>
                           <w:szCs w:val="28"/>
                         </w:rPr>
-                        <w:t>///</w:t>
-                      </w:r>
-                      <w:r>
-                        <w:rPr>
-                          <w:b/>
-                          <w:bCs/>
-                          <w:szCs w:val="28"/>
-                        </w:rPr>
-                        <w:t>Inter</w:t>
-                      </w:r>
-                      <w:r>
-                        <w:rPr>
-                          <w:b/>
-                          <w:bCs/>
-                          <w:szCs w:val="28"/>
-                        </w:rPr>
-                        <w:t>////</w:t>
-                      </w:r>
-                      <w:r>
-                        <w:rPr>
-                          <w:b/>
-                          <w:bCs/>
-                          <w:szCs w:val="28"/>
-                        </w:rPr>
-                        <w:t>:</w:t>
+                        <w:t>////Inter////:</w:t>
                       </w:r>
                       <w:r>
                         <w:rPr>
@@ -1522,7 +1410,7 @@
                           <w:bCs/>
                           <w:szCs w:val="28"/>
                         </w:rPr>
-                        <w:t>Puente</w:t>
+                        <w:t xml:space="preserve">Puente </w:t>
                       </w:r>
                       <w:r>
                         <w:rPr>
@@ -1613,7 +1501,7 @@
                           <w:b/>
                           <w:bCs/>
                         </w:rPr>
-                        <w:t>Coro II</w:t>
+                        <w:t xml:space="preserve">Coro II </w:t>
                       </w:r>
                     </w:p>
                     <w:p>
@@ -1629,47 +1517,13 @@
                           <w:bCs/>
                           <w:szCs w:val="28"/>
                         </w:rPr>
-                        <w:t>///</w:t>
-                      </w:r>
-                      <w:r>
-                        <w:rPr>
-                          <w:b/>
-                          <w:bCs/>
-                          <w:szCs w:val="28"/>
-                        </w:rPr>
-                        <w:t>/</w:t>
-                      </w:r>
-                      <w:r>
-                        <w:rPr>
-                          <w:b/>
-                          <w:bCs/>
-                          <w:szCs w:val="28"/>
-                        </w:rPr>
-                        <w:t>Inter</w:t>
-                      </w:r>
-                      <w:r>
-                        <w:rPr>
-                          <w:b/>
-                          <w:bCs/>
-                          <w:szCs w:val="28"/>
-                        </w:rPr>
-                        <w:t>/</w:t>
-                      </w:r>
-                      <w:r>
-                        <w:rPr>
-                          <w:b/>
-                          <w:bCs/>
-                          <w:szCs w:val="28"/>
-                        </w:rPr>
-                        <w:t>///</w:t>
-                      </w:r>
-                      <w:r>
-                        <w:rPr>
-                          <w:b/>
-                          <w:bCs/>
-                          <w:szCs w:val="28"/>
-                        </w:rPr>
-                        <w:t>:</w:t>
+                        <w:t>////Inter////:</w:t>
+                      </w:r>
+                      <w:r>
+                        <w:rPr>
+                          <w:szCs w:val="28"/>
+                        </w:rPr>
+                        <w:t xml:space="preserve"> </w:t>
                       </w:r>
                       <w:r>
                         <w:rPr>
@@ -1799,68 +1653,385 @@
           <w:bCs/>
           <w:szCs w:val="28"/>
         </w:rPr>
-        <w:t>///</w:t>
-      </w:r>
-      <w:r>
+        <w:t>///Intro///:</w:t>
+      </w:r>
+      <w:r>
+        <w:rPr>
+          <w:szCs w:val="28"/>
+        </w:rPr>
+        <w:t xml:space="preserve"> </w:t>
+      </w:r>
+      <w:r>
+        <w:rPr>
+          <w:szCs w:val="28"/>
+        </w:rPr>
+        <w:t xml:space="preserve">F </w:t>
+      </w:r>
+      <w:r>
+        <w:rPr>
+          <w:szCs w:val="28"/>
+        </w:rPr>
+        <w:t xml:space="preserve">- </w:t>
+      </w:r>
+      <w:r>
+        <w:rPr>
+          <w:szCs w:val="28"/>
+        </w:rPr>
+        <w:t xml:space="preserve">C </w:t>
+      </w:r>
+      <w:r>
+        <w:rPr>
+          <w:szCs w:val="28"/>
+        </w:rPr>
+        <w:t>-</w:t>
+      </w:r>
+      <w:r>
+        <w:rPr>
+          <w:szCs w:val="28"/>
+        </w:rPr>
+        <w:t xml:space="preserve"> </w:t>
+      </w:r>
+      <w:r>
+        <w:rPr>
+          <w:szCs w:val="28"/>
+        </w:rPr>
+        <w:t>A</w:t>
+      </w:r>
+      <w:r>
+        <w:rPr>
+          <w:sz w:val="2"/>
+          <w:szCs w:val="2"/>
+        </w:rPr>
+        <w:t xml:space="preserve"> </w:t>
+      </w:r>
+      <w:r>
+        <w:rPr>
+          <w:szCs w:val="28"/>
+        </w:rPr>
+        <w:t xml:space="preserve">m </w:t>
+      </w:r>
+      <w:r>
+        <w:rPr>
+          <w:szCs w:val="28"/>
+        </w:rPr>
+        <w:t xml:space="preserve">- </w:t>
+      </w:r>
+      <w:r>
+        <w:rPr>
+          <w:szCs w:val="28"/>
+        </w:rPr>
+        <w:t>G</w:t>
+      </w:r>
+    </w:p>
+    <w:p>
+      <w:pPr>
+        <w:spacing w:after="0"/>
         <w:rPr>
           <w:b/>
           <w:bCs/>
           <w:szCs w:val="28"/>
         </w:rPr>
-        <w:t>Intro</w:t>
-      </w:r>
+      </w:pPr>
       <w:r>
         <w:rPr>
           <w:b/>
           <w:bCs/>
           <w:szCs w:val="28"/>
         </w:rPr>
-        <w:t>///</w:t>
-      </w:r>
-      <w:r>
+        <w:t>Verso</w:t>
+      </w:r>
+    </w:p>
+    <w:p>
+      <w:pPr>
+        <w:spacing w:after="0"/>
+        <w:rPr>
+          <w:szCs w:val="28"/>
+        </w:rPr>
+      </w:pPr>
+      <w:r>
+        <w:rPr>
+          <w:szCs w:val="28"/>
+        </w:rPr>
+        <w:t xml:space="preserve">    </w:t>
+      </w:r>
+      <w:r>
+        <w:rPr>
+          <w:szCs w:val="28"/>
+        </w:rPr>
+        <w:t>F       C</w:t>
+      </w:r>
+    </w:p>
+    <w:p>
+      <w:pPr>
+        <w:spacing w:after="0"/>
+        <w:rPr>
+          <w:szCs w:val="28"/>
+        </w:rPr>
+      </w:pPr>
+      <w:r>
+        <w:rPr>
+          <w:szCs w:val="28"/>
+        </w:rPr>
+        <w:t>Aquí Estamos</w:t>
+      </w:r>
+    </w:p>
+    <w:p>
+      <w:pPr>
+        <w:spacing w:after="0"/>
+        <w:rPr>
+          <w:szCs w:val="28"/>
+        </w:rPr>
+      </w:pPr>
+      <w:r>
+        <w:rPr>
+          <w:szCs w:val="28"/>
+        </w:rPr>
+        <w:t xml:space="preserve">               </w:t>
+      </w:r>
+      <w:r>
+        <w:rPr>
+          <w:szCs w:val="28"/>
+        </w:rPr>
+        <w:t>A</w:t>
+      </w:r>
+      <w:r>
+        <w:rPr>
+          <w:sz w:val="2"/>
+          <w:szCs w:val="2"/>
+        </w:rPr>
+        <w:t xml:space="preserve"> </w:t>
+      </w:r>
+      <w:r>
+        <w:rPr>
+          <w:szCs w:val="28"/>
+        </w:rPr>
+        <w:t>m</w:t>
+      </w:r>
+    </w:p>
+    <w:p>
+      <w:pPr>
+        <w:spacing w:after="0"/>
+        <w:rPr>
+          <w:szCs w:val="28"/>
+        </w:rPr>
+      </w:pPr>
+      <w:r>
+        <w:rPr>
+          <w:szCs w:val="28"/>
+        </w:rPr>
+        <w:t>Hay Una Llama Encendida</w:t>
+      </w:r>
+    </w:p>
+    <w:p>
+      <w:pPr>
+        <w:spacing w:after="0"/>
+        <w:rPr>
+          <w:szCs w:val="28"/>
+        </w:rPr>
+      </w:pPr>
+      <w:r>
+        <w:rPr>
+          <w:szCs w:val="28"/>
+        </w:rPr>
+        <w:t>G</w:t>
+      </w:r>
+    </w:p>
+    <w:p>
+      <w:pPr>
+        <w:spacing w:after="0"/>
+        <w:rPr>
+          <w:szCs w:val="28"/>
+        </w:rPr>
+      </w:pPr>
+      <w:r>
+        <w:rPr>
+          <w:szCs w:val="28"/>
+        </w:rPr>
+        <w:t>Fuego Que No Para</w:t>
+      </w:r>
+    </w:p>
+    <w:p>
+      <w:pPr>
+        <w:spacing w:after="0"/>
+        <w:rPr>
+          <w:szCs w:val="28"/>
+        </w:rPr>
+      </w:pPr>
+      <w:r>
+        <w:rPr>
+          <w:szCs w:val="28"/>
+        </w:rPr>
+        <w:t xml:space="preserve">       </w:t>
+      </w:r>
+      <w:r>
+        <w:rPr>
+          <w:szCs w:val="28"/>
+        </w:rPr>
+        <w:t>F      C</w:t>
+      </w:r>
+    </w:p>
+    <w:p>
+      <w:pPr>
+        <w:spacing w:after="0"/>
+        <w:rPr>
+          <w:szCs w:val="28"/>
+        </w:rPr>
+      </w:pPr>
+      <w:r>
+        <w:rPr>
+          <w:szCs w:val="28"/>
+        </w:rPr>
+        <w:t>Nos Acercamos</w:t>
+      </w:r>
+    </w:p>
+    <w:p>
+      <w:pPr>
+        <w:spacing w:after="0"/>
+        <w:rPr>
+          <w:szCs w:val="28"/>
+        </w:rPr>
+      </w:pPr>
+      <w:r>
+        <w:rPr>
+          <w:szCs w:val="28"/>
+        </w:rPr>
+        <w:t xml:space="preserve">     </w:t>
+      </w:r>
+      <w:r>
+        <w:rPr>
+          <w:szCs w:val="28"/>
+        </w:rPr>
+        <w:t>A</w:t>
+      </w:r>
+      <w:r>
+        <w:rPr>
+          <w:sz w:val="2"/>
+          <w:szCs w:val="2"/>
+        </w:rPr>
+        <w:t xml:space="preserve"> </w:t>
+      </w:r>
+      <w:r>
+        <w:rPr>
+          <w:szCs w:val="28"/>
+        </w:rPr>
+        <w:t>m</w:t>
+      </w:r>
+      <w:r>
+        <w:rPr>
+          <w:szCs w:val="28"/>
+        </w:rPr>
+        <w:t xml:space="preserve">                      G</w:t>
+      </w:r>
+    </w:p>
+    <w:p>
+      <w:pPr>
+        <w:spacing w:after="0"/>
+        <w:rPr>
+          <w:szCs w:val="28"/>
+        </w:rPr>
+      </w:pPr>
+      <w:r>
+        <w:rPr>
+          <w:szCs w:val="28"/>
+        </w:rPr>
+        <w:t>Atraídos Por Tu Presencia</w:t>
+      </w:r>
+    </w:p>
+    <w:p>
+      <w:pPr>
+        <w:spacing w:after="0"/>
+        <w:rPr>
+          <w:szCs w:val="28"/>
+        </w:rPr>
+      </w:pPr>
+      <w:r>
+        <w:rPr>
+          <w:szCs w:val="28"/>
+        </w:rPr>
+        <w:t xml:space="preserve"> </w:t>
+      </w:r>
+    </w:p>
+    <w:p>
+      <w:pPr>
+        <w:spacing w:after="0"/>
         <w:rPr>
           <w:b/>
           <w:bCs/>
           <w:szCs w:val="28"/>
         </w:rPr>
-        <w:t>:</w:t>
-      </w:r>
-      <w:r>
-        <w:rPr>
+      </w:pPr>
+      <w:r>
+        <w:rPr>
+          <w:b/>
+          <w:bCs/>
+          <w:szCs w:val="28"/>
+        </w:rPr>
+        <w:t>Pre</w:t>
+      </w:r>
+      <w:r>
+        <w:rPr>
+          <w:b/>
+          <w:bCs/>
           <w:szCs w:val="28"/>
         </w:rPr>
         <w:t xml:space="preserve"> </w:t>
       </w:r>
       <w:r>
         <w:rPr>
-          <w:szCs w:val="28"/>
-        </w:rPr>
-        <w:t xml:space="preserve">F </w:t>
-      </w:r>
-      <w:r>
-        <w:rPr>
-          <w:szCs w:val="28"/>
-        </w:rPr>
-        <w:t xml:space="preserve">- </w:t>
-      </w:r>
-      <w:r>
-        <w:rPr>
-          <w:szCs w:val="28"/>
-        </w:rPr>
-        <w:t xml:space="preserve">C </w:t>
-      </w:r>
-      <w:r>
-        <w:rPr>
-          <w:szCs w:val="28"/>
-        </w:rPr>
-        <w:t>-</w:t>
-      </w:r>
-      <w:r>
-        <w:rPr>
-          <w:szCs w:val="28"/>
-        </w:rPr>
-        <w:t xml:space="preserve"> </w:t>
-      </w:r>
+          <w:b/>
+          <w:bCs/>
+          <w:szCs w:val="28"/>
+        </w:rPr>
+        <w:t>Coro</w:t>
+      </w:r>
+    </w:p>
+    <w:p>
+      <w:pPr>
+        <w:spacing w:after="0"/>
+        <w:rPr>
+          <w:szCs w:val="28"/>
+        </w:rPr>
+      </w:pPr>
+      <w:r>
+        <w:rPr>
+          <w:szCs w:val="28"/>
+        </w:rPr>
+        <w:t xml:space="preserve">F     </w:t>
+      </w:r>
+      <w:r>
+        <w:rPr>
+          <w:szCs w:val="28"/>
+        </w:rPr>
+        <w:t xml:space="preserve">    </w:t>
+      </w:r>
+      <w:r>
+        <w:rPr>
+          <w:szCs w:val="28"/>
+        </w:rPr>
+        <w:t xml:space="preserve">                C</w:t>
+      </w:r>
+    </w:p>
+    <w:p>
+      <w:pPr>
+        <w:spacing w:after="0"/>
+        <w:rPr>
+          <w:szCs w:val="28"/>
+        </w:rPr>
+      </w:pPr>
+      <w:r>
+        <w:rPr>
+          <w:szCs w:val="28"/>
+        </w:rPr>
+        <w:t>Aunque Haya Oscuridad</w:t>
+      </w:r>
+    </w:p>
+    <w:p>
+      <w:pPr>
+        <w:spacing w:after="0"/>
+        <w:rPr>
+          <w:szCs w:val="28"/>
+        </w:rPr>
+      </w:pPr>
       <w:r>
         <w:rPr>
           <w:szCs w:val="28"/>
@@ -1878,19 +2049,114 @@
         <w:rPr>
           <w:szCs w:val="28"/>
         </w:rPr>
-        <w:t xml:space="preserve">m </w:t>
-      </w:r>
-      <w:r>
-        <w:rPr>
-          <w:szCs w:val="28"/>
-        </w:rPr>
-        <w:t xml:space="preserve">- </w:t>
-      </w:r>
-      <w:r>
-        <w:rPr>
-          <w:szCs w:val="28"/>
-        </w:rPr>
-        <w:t>G</w:t>
+        <w:t>m</w:t>
+      </w:r>
+      <w:r>
+        <w:rPr>
+          <w:szCs w:val="28"/>
+        </w:rPr>
+        <w:t xml:space="preserve">                       G</w:t>
+      </w:r>
+    </w:p>
+    <w:p>
+      <w:pPr>
+        <w:spacing w:after="0"/>
+        <w:rPr>
+          <w:szCs w:val="28"/>
+        </w:rPr>
+      </w:pPr>
+      <w:r>
+        <w:rPr>
+          <w:szCs w:val="28"/>
+        </w:rPr>
+        <w:t>Tu Luz Siempre Allí Estará</w:t>
+      </w:r>
+    </w:p>
+    <w:p>
+      <w:pPr>
+        <w:spacing w:after="0"/>
+        <w:rPr>
+          <w:szCs w:val="28"/>
+        </w:rPr>
+      </w:pPr>
+      <w:r>
+        <w:rPr>
+          <w:szCs w:val="28"/>
+        </w:rPr>
+        <w:t xml:space="preserve">F                     </w:t>
+      </w:r>
+      <w:r>
+        <w:rPr>
+          <w:szCs w:val="28"/>
+        </w:rPr>
+        <w:t xml:space="preserve">    </w:t>
+      </w:r>
+      <w:r>
+        <w:rPr>
+          <w:szCs w:val="28"/>
+        </w:rPr>
+        <w:t>C</w:t>
+      </w:r>
+    </w:p>
+    <w:p>
+      <w:pPr>
+        <w:spacing w:after="0"/>
+        <w:rPr>
+          <w:szCs w:val="28"/>
+        </w:rPr>
+      </w:pPr>
+      <w:r>
+        <w:rPr>
+          <w:szCs w:val="28"/>
+        </w:rPr>
+        <w:t>Nuestra Voz No Callará</w:t>
+      </w:r>
+    </w:p>
+    <w:p>
+      <w:pPr>
+        <w:spacing w:after="0"/>
+        <w:rPr>
+          <w:szCs w:val="28"/>
+        </w:rPr>
+      </w:pPr>
+      <w:r>
+        <w:rPr>
+          <w:szCs w:val="28"/>
+        </w:rPr>
+        <w:t>A</w:t>
+      </w:r>
+      <w:r>
+        <w:rPr>
+          <w:sz w:val="2"/>
+          <w:szCs w:val="2"/>
+        </w:rPr>
+        <w:t xml:space="preserve"> </w:t>
+      </w:r>
+      <w:r>
+        <w:rPr>
+          <w:szCs w:val="28"/>
+        </w:rPr>
+        <w:t>m</w:t>
+      </w:r>
+      <w:r>
+        <w:rPr>
+          <w:szCs w:val="28"/>
+        </w:rPr>
+        <w:t xml:space="preserve">                      G</w:t>
+      </w:r>
+    </w:p>
+    <w:p>
+      <w:pPr>
+        <w:spacing w:after="0"/>
+        <w:rPr>
+          <w:szCs w:val="28"/>
+        </w:rPr>
+      </w:pPr>
+      <w:r>
+        <w:rPr>
+          <w:szCs w:val="28"/>
+        </w:rPr>
+        <w:t>Y Anunciaremos, Siempre Gritaremos</w:t>
       </w:r>
     </w:p>
     <w:p>
@@ -1904,59 +2170,89 @@
       </w:pPr>
       <w:r>
         <w:rPr>
+          <w:szCs w:val="28"/>
+        </w:rPr>
+        <w:t xml:space="preserve"> </w:t>
+      </w:r>
+    </w:p>
+    <w:p>
+      <w:pPr>
+        <w:spacing w:after="0"/>
+        <w:rPr>
           <w:b/>
           <w:bCs/>
           <w:szCs w:val="28"/>
         </w:rPr>
-        <w:t>Verso</w:t>
-      </w:r>
-    </w:p>
-    <w:p>
-      <w:pPr>
-        <w:spacing w:after="0"/>
-        <w:rPr>
-          <w:szCs w:val="28"/>
-        </w:rPr>
-      </w:pPr>
-      <w:r>
-        <w:rPr>
-          <w:szCs w:val="28"/>
-        </w:rPr>
-        <w:t xml:space="preserve">    </w:t>
-      </w:r>
-      <w:r>
-        <w:rPr>
-          <w:szCs w:val="28"/>
-        </w:rPr>
-        <w:t>F       C</w:t>
-      </w:r>
-    </w:p>
-    <w:p>
-      <w:pPr>
-        <w:spacing w:after="0"/>
-        <w:rPr>
-          <w:szCs w:val="28"/>
-        </w:rPr>
-      </w:pPr>
-      <w:r>
-        <w:rPr>
-          <w:szCs w:val="28"/>
-        </w:rPr>
-        <w:t>Aquí Estamos</w:t>
-      </w:r>
-    </w:p>
-    <w:p>
-      <w:pPr>
-        <w:spacing w:after="0"/>
-        <w:rPr>
-          <w:szCs w:val="28"/>
-        </w:rPr>
-      </w:pPr>
-      <w:r>
-        <w:rPr>
-          <w:szCs w:val="28"/>
-        </w:rPr>
-        <w:t xml:space="preserve">               </w:t>
+      </w:pPr>
+      <w:r>
+        <w:rPr>
+          <w:b/>
+          <w:bCs/>
+          <w:szCs w:val="28"/>
+        </w:rPr>
+        <w:t>Coro</w:t>
+      </w:r>
+      <w:r>
+        <w:rPr>
+          <w:b/>
+          <w:bCs/>
+          <w:szCs w:val="28"/>
+        </w:rPr>
+        <w:t xml:space="preserve"> I</w:t>
+      </w:r>
+    </w:p>
+    <w:p>
+      <w:pPr>
+        <w:spacing w:after="0"/>
+        <w:rPr>
+          <w:szCs w:val="28"/>
+        </w:rPr>
+      </w:pPr>
+      <w:r>
+        <w:rPr>
+          <w:szCs w:val="28"/>
+        </w:rPr>
+        <w:t xml:space="preserve">F            </w:t>
+      </w:r>
+      <w:r>
+        <w:rPr>
+          <w:szCs w:val="28"/>
+        </w:rPr>
+        <w:t xml:space="preserve">  </w:t>
+      </w:r>
+      <w:r>
+        <w:rPr>
+          <w:szCs w:val="28"/>
+        </w:rPr>
+        <w:t xml:space="preserve">      C</w:t>
+      </w:r>
+    </w:p>
+    <w:p>
+      <w:pPr>
+        <w:spacing w:after="0"/>
+        <w:rPr>
+          <w:szCs w:val="28"/>
+        </w:rPr>
+      </w:pPr>
+      <w:r>
+        <w:rPr>
+          <w:szCs w:val="28"/>
+        </w:rPr>
+        <w:t>Somos La Generación</w:t>
+      </w:r>
+    </w:p>
+    <w:p>
+      <w:pPr>
+        <w:spacing w:after="0"/>
+        <w:rPr>
+          <w:szCs w:val="28"/>
+        </w:rPr>
+      </w:pPr>
+      <w:r>
+        <w:rPr>
+          <w:szCs w:val="28"/>
+        </w:rPr>
+        <w:t xml:space="preserve">        </w:t>
       </w:r>
       <w:r>
         <w:rPr>
@@ -1977,96 +2273,86 @@
         </w:rPr>
         <w:t>m</w:t>
       </w:r>
-    </w:p>
-    <w:p>
-      <w:pPr>
-        <w:spacing w:after="0"/>
-        <w:rPr>
-          <w:szCs w:val="28"/>
-        </w:rPr>
-      </w:pPr>
-      <w:r>
-        <w:rPr>
-          <w:szCs w:val="28"/>
-        </w:rPr>
-        <w:t>Hay Una Llama Encendida</w:t>
-      </w:r>
-    </w:p>
-    <w:p>
-      <w:pPr>
-        <w:spacing w:after="0"/>
-        <w:rPr>
-          <w:szCs w:val="28"/>
-        </w:rPr>
-      </w:pPr>
-      <w:r>
-        <w:rPr>
-          <w:szCs w:val="28"/>
-        </w:rPr>
-        <w:t>G</w:t>
-      </w:r>
-    </w:p>
-    <w:p>
-      <w:pPr>
-        <w:spacing w:after="0"/>
-        <w:rPr>
-          <w:szCs w:val="28"/>
-        </w:rPr>
-      </w:pPr>
-      <w:r>
-        <w:rPr>
-          <w:szCs w:val="28"/>
-        </w:rPr>
-        <w:t>Fuego Que No Para</w:t>
-      </w:r>
-    </w:p>
-    <w:p>
-      <w:pPr>
-        <w:spacing w:after="0"/>
-        <w:rPr>
-          <w:szCs w:val="28"/>
-        </w:rPr>
-      </w:pPr>
-      <w:r>
-        <w:rPr>
-          <w:szCs w:val="28"/>
-        </w:rPr>
-        <w:t xml:space="preserve">       </w:t>
-      </w:r>
-      <w:r>
-        <w:rPr>
-          <w:szCs w:val="28"/>
-        </w:rPr>
-        <w:t>F      C</w:t>
-      </w:r>
-    </w:p>
-    <w:p>
-      <w:pPr>
-        <w:spacing w:after="0"/>
-        <w:rPr>
-          <w:szCs w:val="28"/>
-        </w:rPr>
-      </w:pPr>
-      <w:r>
-        <w:rPr>
-          <w:szCs w:val="28"/>
-        </w:rPr>
-        <w:t>Nos Acercamos</w:t>
-      </w:r>
-    </w:p>
-    <w:p>
-      <w:pPr>
-        <w:spacing w:after="0"/>
-        <w:rPr>
-          <w:szCs w:val="28"/>
-        </w:rPr>
-      </w:pPr>
+      <w:r>
+        <w:rPr>
+          <w:szCs w:val="28"/>
+        </w:rPr>
+        <w:t xml:space="preserve"> </w:t>
+      </w:r>
+      <w:r>
+        <w:rPr>
+          <w:szCs w:val="28"/>
+        </w:rPr>
+        <w:t xml:space="preserve">    </w:t>
+      </w:r>
+      <w:r>
+        <w:rPr>
+          <w:szCs w:val="28"/>
+        </w:rPr>
+        <w:t xml:space="preserve">                     G</w:t>
+      </w:r>
+    </w:p>
+    <w:p>
+      <w:pPr>
+        <w:spacing w:after="0"/>
+        <w:rPr>
+          <w:szCs w:val="28"/>
+        </w:rPr>
+      </w:pPr>
+      <w:r>
+        <w:rPr>
+          <w:szCs w:val="28"/>
+        </w:rPr>
+        <w:t>Que Nunca Se Cansa Y Siempre Avanza</w:t>
+      </w:r>
+    </w:p>
+    <w:p>
+      <w:pPr>
+        <w:spacing w:after="0"/>
+        <w:rPr>
+          <w:szCs w:val="28"/>
+        </w:rPr>
+      </w:pPr>
+      <w:r>
+        <w:rPr>
+          <w:szCs w:val="28"/>
+        </w:rPr>
+        <w:t xml:space="preserve">F                     </w:t>
+      </w:r>
       <w:r>
         <w:rPr>
           <w:szCs w:val="28"/>
         </w:rPr>
         <w:t xml:space="preserve">     </w:t>
       </w:r>
+      <w:r>
+        <w:rPr>
+          <w:szCs w:val="28"/>
+        </w:rPr>
+        <w:t xml:space="preserve">  C</w:t>
+      </w:r>
+    </w:p>
+    <w:p>
+      <w:pPr>
+        <w:spacing w:after="0"/>
+        <w:rPr>
+          <w:szCs w:val="28"/>
+        </w:rPr>
+      </w:pPr>
+      <w:r>
+        <w:rPr>
+          <w:szCs w:val="28"/>
+        </w:rPr>
+        <w:t>Nuestra Fuerza Está En Ti</w:t>
+      </w:r>
+    </w:p>
+    <w:p>
+      <w:pPr>
+        <w:spacing w:after="0"/>
+        <w:rPr>
+          <w:szCs w:val="28"/>
+        </w:rPr>
+      </w:pPr>
       <w:r>
         <w:rPr>
           <w:szCs w:val="28"/>
@@ -2090,21 +2376,33 @@
         <w:rPr>
           <w:szCs w:val="28"/>
         </w:rPr>
-        <w:t xml:space="preserve">                      G</w:t>
-      </w:r>
-    </w:p>
-    <w:p>
-      <w:pPr>
-        <w:spacing w:after="0"/>
-        <w:rPr>
-          <w:szCs w:val="28"/>
-        </w:rPr>
-      </w:pPr>
-      <w:r>
-        <w:rPr>
-          <w:szCs w:val="28"/>
-        </w:rPr>
-        <w:t>Atraídos Por Tu Presencia</w:t>
+        <w:t xml:space="preserve">                   </w:t>
+      </w:r>
+      <w:r>
+        <w:rPr>
+          <w:szCs w:val="28"/>
+        </w:rPr>
+        <w:t xml:space="preserve">  </w:t>
+      </w:r>
+      <w:r>
+        <w:rPr>
+          <w:szCs w:val="28"/>
+        </w:rPr>
+        <w:t xml:space="preserve">   G</w:t>
+      </w:r>
+    </w:p>
+    <w:p>
+      <w:pPr>
+        <w:spacing w:after="0"/>
+        <w:rPr>
+          <w:szCs w:val="28"/>
+        </w:rPr>
+      </w:pPr>
+      <w:r>
+        <w:rPr>
+          <w:szCs w:val="28"/>
+        </w:rPr>
+        <w:t>Y Anunciaremos, Siempre Gritaremos</w:t>
       </w:r>
     </w:p>
     <w:p>
@@ -2124,34 +2422,149 @@
     <w:p>
       <w:pPr>
         <w:spacing w:after="0"/>
+        <w:rPr>
+          <w:szCs w:val="28"/>
+        </w:rPr>
+      </w:pPr>
+      <w:r>
         <w:rPr>
           <w:b/>
           <w:bCs/>
           <w:szCs w:val="28"/>
         </w:rPr>
-      </w:pPr>
-      <w:r>
+        <w:t>//Inter//:</w:t>
+      </w:r>
+      <w:r>
+        <w:rPr>
+          <w:szCs w:val="28"/>
+        </w:rPr>
+        <w:t xml:space="preserve"> </w:t>
+      </w:r>
+      <w:r>
+        <w:rPr>
+          <w:szCs w:val="28"/>
+        </w:rPr>
+        <w:t xml:space="preserve">F </w:t>
+      </w:r>
+      <w:r>
+        <w:rPr>
+          <w:szCs w:val="28"/>
+        </w:rPr>
+        <w:t xml:space="preserve">- </w:t>
+      </w:r>
+      <w:r>
+        <w:rPr>
+          <w:szCs w:val="28"/>
+        </w:rPr>
+        <w:t xml:space="preserve">C </w:t>
+      </w:r>
+      <w:r>
+        <w:rPr>
+          <w:szCs w:val="28"/>
+        </w:rPr>
+        <w:t xml:space="preserve">- </w:t>
+      </w:r>
+      <w:r>
+        <w:rPr>
+          <w:szCs w:val="28"/>
+        </w:rPr>
+        <w:t>A</w:t>
+      </w:r>
+      <w:r>
+        <w:rPr>
+          <w:sz w:val="2"/>
+          <w:szCs w:val="2"/>
+        </w:rPr>
+        <w:t xml:space="preserve"> </w:t>
+      </w:r>
+      <w:r>
+        <w:rPr>
+          <w:szCs w:val="28"/>
+        </w:rPr>
+        <w:t>m</w:t>
+      </w:r>
+      <w:r>
+        <w:rPr>
+          <w:szCs w:val="28"/>
+        </w:rPr>
+        <w:t xml:space="preserve"> </w:t>
+      </w:r>
+      <w:r>
+        <w:rPr>
+          <w:szCs w:val="28"/>
+        </w:rPr>
+        <w:t xml:space="preserve">- </w:t>
+      </w:r>
+      <w:r>
+        <w:rPr>
+          <w:szCs w:val="28"/>
+        </w:rPr>
+        <w:t>G</w:t>
+      </w:r>
+    </w:p>
+    <w:p>
+      <w:pPr>
+        <w:spacing w:after="0"/>
+        <w:rPr>
+          <w:szCs w:val="28"/>
+        </w:rPr>
+      </w:pPr>
+      <w:r>
+        <w:rPr>
+          <w:szCs w:val="28"/>
+        </w:rPr>
+        <w:t xml:space="preserve"> </w:t>
+      </w:r>
+    </w:p>
+    <w:p>
+      <w:pPr>
+        <w:spacing w:after="0"/>
         <w:rPr>
           <w:b/>
           <w:bCs/>
           <w:szCs w:val="28"/>
         </w:rPr>
-        <w:t>Pre</w:t>
-      </w:r>
+      </w:pPr>
       <w:r>
         <w:rPr>
           <w:b/>
           <w:bCs/>
           <w:szCs w:val="28"/>
         </w:rPr>
-        <w:t xml:space="preserve"> </w:t>
-      </w:r>
-      <w:r>
+        <w:t>Verso</w:t>
+      </w:r>
+    </w:p>
+    <w:p>
+      <w:pPr>
+        <w:spacing w:after="0"/>
         <w:rPr>
           <w:b/>
           <w:bCs/>
           <w:szCs w:val="28"/>
         </w:rPr>
+      </w:pPr>
+      <w:r>
+        <w:rPr>
+          <w:b/>
+          <w:bCs/>
+          <w:szCs w:val="28"/>
+        </w:rPr>
+        <w:t>Pre</w:t>
+      </w:r>
+      <w:r>
+        <w:rPr>
+          <w:b/>
+          <w:bCs/>
+          <w:szCs w:val="28"/>
+        </w:rPr>
+        <w:t xml:space="preserve"> </w:t>
+      </w:r>
+      <w:r>
+        <w:rPr>
+          <w:b/>
+          <w:bCs/>
+          <w:szCs w:val="28"/>
+        </w:rPr>
         <w:t>Coro</w:t>
       </w:r>
     </w:p>
@@ -2159,14 +2572,69 @@
       <w:pPr>
         <w:spacing w:after="0"/>
         <w:rPr>
-          <w:szCs w:val="28"/>
-        </w:rPr>
-      </w:pPr>
-      <w:r>
-        <w:rPr>
-          <w:szCs w:val="28"/>
-        </w:rPr>
-        <w:t xml:space="preserve">F     </w:t>
+          <w:b/>
+          <w:bCs/>
+          <w:szCs w:val="28"/>
+        </w:rPr>
+      </w:pPr>
+      <w:r>
+        <w:rPr>
+          <w:b/>
+          <w:bCs/>
+          <w:szCs w:val="28"/>
+        </w:rPr>
+        <w:lastRenderedPageBreak/>
+        <w:t>Espontaneo</w:t>
+      </w:r>
+    </w:p>
+    <w:p>
+      <w:pPr>
+        <w:spacing w:after="0"/>
+        <w:rPr>
+          <w:b/>
+          <w:bCs/>
+          <w:szCs w:val="28"/>
+        </w:rPr>
+      </w:pPr>
+      <w:r>
+        <w:rPr>
+          <w:b/>
+          <w:bCs/>
+          <w:szCs w:val="28"/>
+        </w:rPr>
+        <w:t>//Coro III//</w:t>
+      </w:r>
+    </w:p>
+    <w:p>
+      <w:pPr>
+        <w:spacing w:after="0"/>
+        <w:rPr>
+          <w:szCs w:val="28"/>
+        </w:rPr>
+      </w:pPr>
+      <w:r>
+        <w:rPr>
+          <w:szCs w:val="28"/>
+        </w:rPr>
+        <w:t>F</w:t>
+      </w:r>
+      <w:r>
+        <w:rPr>
+          <w:szCs w:val="28"/>
+        </w:rPr>
+        <w:t>maj7</w:t>
+      </w:r>
+      <w:r>
+        <w:rPr>
+          <w:szCs w:val="28"/>
+        </w:rPr>
+        <w:t xml:space="preserve">     </w:t>
+      </w:r>
+      <w:r>
+        <w:rPr>
+          <w:szCs w:val="28"/>
+        </w:rPr>
+        <w:t xml:space="preserve"> </w:t>
       </w:r>
       <w:r>
         <w:rPr>
@@ -2178,30 +2646,36 @@
         <w:rPr>
           <w:szCs w:val="28"/>
         </w:rPr>
-        <w:t xml:space="preserve">                C</w:t>
-      </w:r>
-    </w:p>
-    <w:p>
-      <w:pPr>
-        <w:spacing w:after="0"/>
-        <w:rPr>
-          <w:szCs w:val="28"/>
-        </w:rPr>
-      </w:pPr>
-      <w:r>
-        <w:rPr>
-          <w:szCs w:val="28"/>
-        </w:rPr>
-        <w:t>Aunque Haya Oscuridad</w:t>
-      </w:r>
-    </w:p>
-    <w:p>
-      <w:pPr>
-        <w:spacing w:after="0"/>
-        <w:rPr>
-          <w:szCs w:val="28"/>
-        </w:rPr>
-      </w:pPr>
+        <w:t>Dm7</w:t>
+      </w:r>
+    </w:p>
+    <w:p>
+      <w:pPr>
+        <w:spacing w:after="0"/>
+        <w:rPr>
+          <w:szCs w:val="28"/>
+        </w:rPr>
+      </w:pPr>
+      <w:r>
+        <w:rPr>
+          <w:szCs w:val="28"/>
+        </w:rPr>
+        <w:t>Somos La Generación</w:t>
+      </w:r>
+    </w:p>
+    <w:p>
+      <w:pPr>
+        <w:spacing w:after="0"/>
+        <w:rPr>
+          <w:szCs w:val="28"/>
+        </w:rPr>
+      </w:pPr>
+      <w:r>
+        <w:rPr>
+          <w:szCs w:val="28"/>
+        </w:rPr>
+        <w:t xml:space="preserve">        </w:t>
+      </w:r>
       <w:r>
         <w:rPr>
           <w:szCs w:val="28"/>
@@ -2225,61 +2699,103 @@
         <w:rPr>
           <w:szCs w:val="28"/>
         </w:rPr>
-        <w:t xml:space="preserve">                       G</w:t>
-      </w:r>
-    </w:p>
-    <w:p>
-      <w:pPr>
-        <w:spacing w:after="0"/>
-        <w:rPr>
-          <w:szCs w:val="28"/>
-        </w:rPr>
-      </w:pPr>
-      <w:r>
-        <w:rPr>
-          <w:szCs w:val="28"/>
-        </w:rPr>
-        <w:t>Tu Luz Siempre Allí Estará</w:t>
-      </w:r>
-    </w:p>
-    <w:p>
-      <w:pPr>
-        <w:spacing w:after="0"/>
-        <w:rPr>
-          <w:szCs w:val="28"/>
-        </w:rPr>
-      </w:pPr>
-      <w:r>
-        <w:rPr>
-          <w:szCs w:val="28"/>
-        </w:rPr>
-        <w:t xml:space="preserve">F                     </w:t>
-      </w:r>
-      <w:r>
-        <w:rPr>
-          <w:szCs w:val="28"/>
-        </w:rPr>
-        <w:t xml:space="preserve">    </w:t>
-      </w:r>
-      <w:r>
-        <w:rPr>
-          <w:szCs w:val="28"/>
-        </w:rPr>
-        <w:t>C</w:t>
-      </w:r>
-    </w:p>
-    <w:p>
-      <w:pPr>
-        <w:spacing w:after="0"/>
-        <w:rPr>
-          <w:szCs w:val="28"/>
-        </w:rPr>
-      </w:pPr>
-      <w:r>
-        <w:rPr>
-          <w:szCs w:val="28"/>
-        </w:rPr>
-        <w:t>Nuestra Voz No Callará</w:t>
+        <w:t>7</w:t>
+      </w:r>
+      <w:r>
+        <w:rPr>
+          <w:szCs w:val="28"/>
+        </w:rPr>
+        <w:t xml:space="preserve"> </w:t>
+      </w:r>
+      <w:r>
+        <w:rPr>
+          <w:szCs w:val="28"/>
+        </w:rPr>
+        <w:t xml:space="preserve">   </w:t>
+      </w:r>
+      <w:r>
+        <w:rPr>
+          <w:szCs w:val="28"/>
+        </w:rPr>
+        <w:t xml:space="preserve">                   G</w:t>
+      </w:r>
+      <w:r>
+        <w:rPr>
+          <w:szCs w:val="28"/>
+        </w:rPr>
+        <w:t>add4</w:t>
+      </w:r>
+    </w:p>
+    <w:p>
+      <w:pPr>
+        <w:spacing w:after="0"/>
+        <w:rPr>
+          <w:szCs w:val="28"/>
+        </w:rPr>
+      </w:pPr>
+      <w:r>
+        <w:rPr>
+          <w:szCs w:val="28"/>
+        </w:rPr>
+        <w:t>Que Nunca Se Cansa Y Siempre Avanza</w:t>
+      </w:r>
+    </w:p>
+    <w:p>
+      <w:pPr>
+        <w:spacing w:after="0"/>
+        <w:rPr>
+          <w:szCs w:val="28"/>
+        </w:rPr>
+      </w:pPr>
+      <w:r>
+        <w:rPr>
+          <w:szCs w:val="28"/>
+        </w:rPr>
+        <w:t>F</w:t>
+      </w:r>
+      <w:r>
+        <w:rPr>
+          <w:szCs w:val="28"/>
+        </w:rPr>
+        <w:t>maj7</w:t>
+      </w:r>
+      <w:r>
+        <w:rPr>
+          <w:szCs w:val="28"/>
+        </w:rPr>
+        <w:t xml:space="preserve">             </w:t>
+      </w:r>
+      <w:r>
+        <w:rPr>
+          <w:szCs w:val="28"/>
+        </w:rPr>
+        <w:t xml:space="preserve">   </w:t>
+      </w:r>
+      <w:r>
+        <w:rPr>
+          <w:szCs w:val="28"/>
+        </w:rPr>
+        <w:t xml:space="preserve">  </w:t>
+      </w:r>
+      <w:r>
+        <w:rPr>
+          <w:szCs w:val="28"/>
+        </w:rPr>
+        <w:t>Dm7</w:t>
+      </w:r>
+    </w:p>
+    <w:p>
+      <w:pPr>
+        <w:spacing w:after="0"/>
+        <w:rPr>
+          <w:szCs w:val="28"/>
+        </w:rPr>
+      </w:pPr>
+      <w:r>
+        <w:rPr>
+          <w:szCs w:val="28"/>
+        </w:rPr>
+        <w:t>Nuestra Fuerza Está En Ti</w:t>
       </w:r>
     </w:p>
     <w:p>
@@ -2312,7 +2828,31 @@
         <w:rPr>
           <w:szCs w:val="28"/>
         </w:rPr>
-        <w:t xml:space="preserve">                      G</w:t>
+        <w:t>7</w:t>
+      </w:r>
+      <w:r>
+        <w:rPr>
+          <w:szCs w:val="28"/>
+        </w:rPr>
+        <w:t xml:space="preserve">              </w:t>
+      </w:r>
+      <w:r>
+        <w:rPr>
+          <w:szCs w:val="28"/>
+        </w:rPr>
+        <w:t xml:space="preserve">  </w:t>
+      </w:r>
+      <w:r>
+        <w:rPr>
+          <w:szCs w:val="28"/>
+        </w:rPr>
+        <w:t xml:space="preserve">   G</w:t>
+      </w:r>
+      <w:r>
+        <w:rPr>
+          <w:szCs w:val="28"/>
+        </w:rPr>
+        <w:t>add4</w:t>
       </w:r>
     </w:p>
     <w:p>
@@ -2328,6 +2868,248 @@
         </w:rPr>
         <w:t>Y Anunciaremos, Siempre Gritaremos</w:t>
       </w:r>
+    </w:p>
+    <w:p>
+      <w:pPr>
+        <w:spacing w:after="0"/>
+        <w:rPr>
+          <w:szCs w:val="28"/>
+        </w:rPr>
+      </w:pPr>
+      <w:r>
+        <w:rPr>
+          <w:szCs w:val="28"/>
+        </w:rPr>
+        <w:t>F</w:t>
+      </w:r>
+      <w:r>
+        <w:rPr>
+          <w:szCs w:val="28"/>
+        </w:rPr>
+        <w:t>maj7</w:t>
+      </w:r>
+      <w:r>
+        <w:rPr>
+          <w:szCs w:val="28"/>
+        </w:rPr>
+        <w:t xml:space="preserve">            </w:t>
+      </w:r>
+      <w:r>
+        <w:rPr>
+          <w:szCs w:val="28"/>
+        </w:rPr>
+        <w:t>Dm7</w:t>
+      </w:r>
+    </w:p>
+    <w:p>
+      <w:pPr>
+        <w:spacing w:after="0"/>
+        <w:rPr>
+          <w:szCs w:val="28"/>
+        </w:rPr>
+      </w:pPr>
+      <w:r>
+        <w:rPr>
+          <w:szCs w:val="28"/>
+        </w:rPr>
+        <w:t>Que Jesús Resucitó</w:t>
+      </w:r>
+    </w:p>
+    <w:p>
+      <w:pPr>
+        <w:spacing w:after="0"/>
+        <w:rPr>
+          <w:szCs w:val="28"/>
+        </w:rPr>
+      </w:pPr>
+      <w:r>
+        <w:rPr>
+          <w:szCs w:val="28"/>
+        </w:rPr>
+        <w:t>A</w:t>
+      </w:r>
+      <w:r>
+        <w:rPr>
+          <w:sz w:val="2"/>
+          <w:szCs w:val="2"/>
+        </w:rPr>
+        <w:t xml:space="preserve"> </w:t>
+      </w:r>
+      <w:r>
+        <w:rPr>
+          <w:szCs w:val="28"/>
+        </w:rPr>
+        <w:t>m</w:t>
+      </w:r>
+      <w:r>
+        <w:rPr>
+          <w:szCs w:val="28"/>
+        </w:rPr>
+        <w:t>7</w:t>
+      </w:r>
+      <w:r>
+        <w:rPr>
+          <w:szCs w:val="28"/>
+        </w:rPr>
+        <w:t xml:space="preserve">         G</w:t>
+      </w:r>
+      <w:r>
+        <w:rPr>
+          <w:szCs w:val="28"/>
+        </w:rPr>
+        <w:t>add4</w:t>
+      </w:r>
+    </w:p>
+    <w:p>
+      <w:pPr>
+        <w:spacing w:after="0"/>
+        <w:rPr>
+          <w:szCs w:val="28"/>
+        </w:rPr>
+      </w:pPr>
+      <w:r>
+        <w:rPr>
+          <w:szCs w:val="28"/>
+        </w:rPr>
+        <w:t>Nueva Vida Él Nos Dio</w:t>
+      </w:r>
+    </w:p>
+    <w:p>
+      <w:pPr>
+        <w:spacing w:after="0"/>
+        <w:rPr>
+          <w:szCs w:val="28"/>
+        </w:rPr>
+      </w:pPr>
+      <w:r>
+        <w:rPr>
+          <w:szCs w:val="28"/>
+        </w:rPr>
+        <w:t>F</w:t>
+      </w:r>
+      <w:r>
+        <w:rPr>
+          <w:szCs w:val="28"/>
+        </w:rPr>
+        <w:t>maj7</w:t>
+      </w:r>
+      <w:r>
+        <w:rPr>
+          <w:szCs w:val="28"/>
+        </w:rPr>
+        <w:t xml:space="preserve">            </w:t>
+      </w:r>
+      <w:r>
+        <w:rPr>
+          <w:szCs w:val="28"/>
+        </w:rPr>
+        <w:t xml:space="preserve">  </w:t>
+      </w:r>
+      <w:r>
+        <w:rPr>
+          <w:szCs w:val="28"/>
+        </w:rPr>
+        <w:t xml:space="preserve">    </w:t>
+      </w:r>
+      <w:r>
+        <w:rPr>
+          <w:szCs w:val="28"/>
+        </w:rPr>
+        <w:t>Dm7</w:t>
+      </w:r>
+    </w:p>
+    <w:p>
+      <w:pPr>
+        <w:spacing w:after="0"/>
+        <w:rPr>
+          <w:szCs w:val="28"/>
+        </w:rPr>
+      </w:pPr>
+      <w:r>
+        <w:rPr>
+          <w:szCs w:val="28"/>
+        </w:rPr>
+        <w:t>Con Su Amor Nos Abrazó</w:t>
+      </w:r>
+    </w:p>
+    <w:p>
+      <w:pPr>
+        <w:spacing w:after="0"/>
+        <w:rPr>
+          <w:szCs w:val="28"/>
+        </w:rPr>
+      </w:pPr>
+      <w:r>
+        <w:rPr>
+          <w:szCs w:val="28"/>
+        </w:rPr>
+        <w:t>A</w:t>
+      </w:r>
+      <w:r>
+        <w:rPr>
+          <w:sz w:val="2"/>
+          <w:szCs w:val="2"/>
+        </w:rPr>
+        <w:t xml:space="preserve"> </w:t>
+      </w:r>
+      <w:r>
+        <w:rPr>
+          <w:szCs w:val="28"/>
+        </w:rPr>
+        <w:t>m</w:t>
+      </w:r>
+      <w:r>
+        <w:rPr>
+          <w:szCs w:val="28"/>
+        </w:rPr>
+        <w:t>7</w:t>
+      </w:r>
+      <w:r>
+        <w:rPr>
+          <w:szCs w:val="28"/>
+        </w:rPr>
+        <w:t xml:space="preserve"> </w:t>
+      </w:r>
+      <w:r>
+        <w:rPr>
+          <w:szCs w:val="28"/>
+        </w:rPr>
+        <w:t xml:space="preserve">   </w:t>
+      </w:r>
+      <w:r>
+        <w:rPr>
+          <w:szCs w:val="28"/>
+        </w:rPr>
+        <w:t xml:space="preserve">                   G</w:t>
+      </w:r>
+      <w:r>
+        <w:rPr>
+          <w:szCs w:val="28"/>
+        </w:rPr>
+        <w:t>add4</w:t>
+      </w:r>
+    </w:p>
+    <w:p>
+      <w:pPr>
+        <w:spacing w:after="0"/>
+        <w:rPr>
+          <w:szCs w:val="28"/>
+        </w:rPr>
+      </w:pPr>
+      <w:r>
+        <w:rPr>
+          <w:szCs w:val="28"/>
+        </w:rPr>
+        <w:t>Y Anunciaremos, Siempre Gritaremos</w:t>
+      </w:r>
+    </w:p>
+    <w:p>
+      <w:pPr>
+        <w:spacing w:after="0"/>
+        <w:rPr>
+          <w:szCs w:val="28"/>
+        </w:rPr>
+      </w:pPr>
     </w:p>
     <w:p>
       <w:pPr>
@@ -2340,89 +3122,180 @@
       </w:pPr>
       <w:r>
         <w:rPr>
-          <w:szCs w:val="28"/>
-        </w:rPr>
-        <w:t xml:space="preserve"> </w:t>
-      </w:r>
-    </w:p>
-    <w:p>
-      <w:pPr>
-        <w:spacing w:after="0"/>
-        <w:rPr>
           <w:b/>
           <w:bCs/>
           <w:szCs w:val="28"/>
         </w:rPr>
-      </w:pPr>
-      <w:r>
+        <w:t>////Puente////</w:t>
+      </w:r>
+    </w:p>
+    <w:p>
+      <w:pPr>
+        <w:spacing w:after="0"/>
+      </w:pPr>
+      <w:r>
+        <w:t xml:space="preserve">              F</w:t>
+      </w:r>
+      <w:r>
+        <w:t>maj7</w:t>
+      </w:r>
+      <w:r>
+        <w:t xml:space="preserve">  </w:t>
+      </w:r>
+      <w:r>
+        <w:t xml:space="preserve">             Dm7 </w:t>
+      </w:r>
+      <w:r>
+        <w:t xml:space="preserve"> </w:t>
+      </w:r>
+      <w:r>
+        <w:t xml:space="preserve">             </w:t>
+      </w:r>
+      <w:r>
+        <w:t xml:space="preserve"> </w:t>
+      </w:r>
+      <w:r>
+        <w:rPr>
+          <w:szCs w:val="28"/>
+        </w:rPr>
+        <w:t>A</w:t>
+      </w:r>
+      <w:r>
+        <w:rPr>
+          <w:sz w:val="2"/>
+          <w:szCs w:val="2"/>
+        </w:rPr>
+        <w:t xml:space="preserve"> </w:t>
+      </w:r>
+      <w:r>
+        <w:rPr>
+          <w:szCs w:val="28"/>
+        </w:rPr>
+        <w:t>m</w:t>
+      </w:r>
+      <w:r>
+        <w:rPr>
+          <w:szCs w:val="28"/>
+        </w:rPr>
+        <w:t xml:space="preserve">7 </w:t>
+      </w:r>
+      <w:r>
+        <w:t xml:space="preserve"> </w:t>
+      </w:r>
+      <w:r>
+        <w:t xml:space="preserve">            </w:t>
+      </w:r>
+      <w:r>
+        <w:t>G</w:t>
+      </w:r>
+      <w:r>
+        <w:t>add4</w:t>
+      </w:r>
+    </w:p>
+    <w:p>
+      <w:pPr>
+        <w:spacing w:after="0"/>
+      </w:pPr>
+      <w:r>
+        <w:t>Jesús Es Rey</w:t>
+      </w:r>
+      <w:r>
+        <w:t xml:space="preserve">, </w:t>
+      </w:r>
+      <w:r>
+        <w:t>Jesús Es Rey</w:t>
+      </w:r>
+      <w:r>
+        <w:t>,</w:t>
+      </w:r>
+      <w:r>
+        <w:t xml:space="preserve"> </w:t>
+      </w:r>
+      <w:r>
+        <w:t>Jesús Es Rey</w:t>
+      </w:r>
+      <w:r>
+        <w:t>,</w:t>
+      </w:r>
+      <w:r>
+        <w:t xml:space="preserve"> </w:t>
+      </w:r>
+      <w:r>
+        <w:t>Jesús Es Rey</w:t>
+      </w:r>
+      <w:r>
+        <w:t xml:space="preserve">   </w:t>
+      </w:r>
+      <w:r>
+        <w:t xml:space="preserve"> </w:t>
+      </w:r>
+    </w:p>
+    <w:p>
+      <w:pPr>
+        <w:spacing w:after="0"/>
         <w:rPr>
           <w:b/>
           <w:bCs/>
           <w:szCs w:val="28"/>
         </w:rPr>
-        <w:t>Coro</w:t>
-      </w:r>
-      <w:r>
+      </w:pPr>
+    </w:p>
+    <w:p>
+      <w:pPr>
+        <w:spacing w:after="0"/>
         <w:rPr>
           <w:b/>
           <w:bCs/>
           <w:szCs w:val="28"/>
         </w:rPr>
-        <w:t xml:space="preserve"> I</w:t>
-      </w:r>
-    </w:p>
-    <w:p>
-      <w:pPr>
-        <w:spacing w:after="0"/>
-        <w:rPr>
-          <w:szCs w:val="28"/>
-        </w:rPr>
-      </w:pPr>
-      <w:r>
-        <w:rPr>
-          <w:szCs w:val="28"/>
-        </w:rPr>
-        <w:t xml:space="preserve">F            </w:t>
-      </w:r>
-      <w:r>
-        <w:rPr>
-          <w:szCs w:val="28"/>
-        </w:rPr>
-        <w:t xml:space="preserve">  </w:t>
-      </w:r>
-      <w:r>
-        <w:rPr>
-          <w:szCs w:val="28"/>
-        </w:rPr>
-        <w:t xml:space="preserve">      C</w:t>
-      </w:r>
-    </w:p>
-    <w:p>
-      <w:pPr>
-        <w:spacing w:after="0"/>
-        <w:rPr>
-          <w:szCs w:val="28"/>
-        </w:rPr>
-      </w:pPr>
-      <w:r>
-        <w:rPr>
-          <w:szCs w:val="28"/>
-        </w:rPr>
-        <w:t>Somos La Generación</w:t>
-      </w:r>
-    </w:p>
-    <w:p>
-      <w:pPr>
-        <w:spacing w:after="0"/>
-        <w:rPr>
-          <w:szCs w:val="28"/>
-        </w:rPr>
-      </w:pPr>
-      <w:r>
-        <w:rPr>
-          <w:szCs w:val="28"/>
-        </w:rPr>
-        <w:t xml:space="preserve">        </w:t>
+      </w:pPr>
+      <w:r>
+        <w:rPr>
+          <w:b/>
+          <w:bCs/>
+          <w:szCs w:val="28"/>
+        </w:rPr>
+        <w:t>Coro II</w:t>
+      </w:r>
+    </w:p>
+    <w:p>
+      <w:pPr>
+        <w:spacing w:after="0"/>
+        <w:rPr>
+          <w:szCs w:val="28"/>
+        </w:rPr>
+      </w:pPr>
+      <w:r>
+        <w:rPr>
+          <w:b/>
+          <w:bCs/>
+          <w:szCs w:val="28"/>
+        </w:rPr>
+        <w:t>////Inter////:</w:t>
+      </w:r>
+      <w:r>
+        <w:rPr>
+          <w:szCs w:val="28"/>
+        </w:rPr>
+        <w:t xml:space="preserve"> F </w:t>
+      </w:r>
+      <w:r>
+        <w:rPr>
+          <w:szCs w:val="28"/>
+        </w:rPr>
+        <w:t xml:space="preserve">- </w:t>
+      </w:r>
+      <w:r>
+        <w:rPr>
+          <w:szCs w:val="28"/>
+        </w:rPr>
+        <w:t xml:space="preserve">C </w:t>
+      </w:r>
+      <w:r>
+        <w:rPr>
+          <w:szCs w:val="28"/>
+        </w:rPr>
+        <w:t xml:space="preserve">- </w:t>
       </w:r>
       <w:r>
         <w:rPr>
@@ -2441,7 +3314,13 @@
         <w:rPr>
           <w:szCs w:val="28"/>
         </w:rPr>
-        <w:t>m</w:t>
+        <w:t xml:space="preserve">m </w:t>
+      </w:r>
+      <w:r>
+        <w:rPr>
+          <w:szCs w:val="28"/>
+        </w:rPr>
+        <w:t>-</w:t>
       </w:r>
       <w:r>
         <w:rPr>
@@ -2453,84 +3332,90 @@
         <w:rPr>
           <w:szCs w:val="28"/>
         </w:rPr>
-        <w:t xml:space="preserve">    </w:t>
-      </w:r>
-      <w:r>
-        <w:rPr>
-          <w:szCs w:val="28"/>
-        </w:rPr>
-        <w:t xml:space="preserve">                     G</w:t>
-      </w:r>
-    </w:p>
-    <w:p>
-      <w:pPr>
-        <w:spacing w:after="0"/>
-        <w:rPr>
-          <w:szCs w:val="28"/>
-        </w:rPr>
-      </w:pPr>
-      <w:r>
-        <w:rPr>
-          <w:szCs w:val="28"/>
-        </w:rPr>
-        <w:t>Que Nunca Se Cansa Y Siempre Avanza</w:t>
-      </w:r>
-    </w:p>
-    <w:p>
-      <w:pPr>
-        <w:spacing w:after="0"/>
-        <w:rPr>
-          <w:szCs w:val="28"/>
-        </w:rPr>
-      </w:pPr>
-      <w:r>
-        <w:rPr>
-          <w:szCs w:val="28"/>
-        </w:rPr>
-        <w:t xml:space="preserve">F                     </w:t>
-      </w:r>
-      <w:r>
-        <w:rPr>
-          <w:szCs w:val="28"/>
-        </w:rPr>
-        <w:t xml:space="preserve">     </w:t>
-      </w:r>
-      <w:r>
-        <w:rPr>
-          <w:szCs w:val="28"/>
-        </w:rPr>
-        <w:t xml:space="preserve">  C</w:t>
-      </w:r>
-    </w:p>
-    <w:p>
-      <w:pPr>
-        <w:spacing w:after="0"/>
-        <w:rPr>
-          <w:szCs w:val="28"/>
-        </w:rPr>
-      </w:pPr>
-      <w:r>
-        <w:rPr>
-          <w:szCs w:val="28"/>
-        </w:rPr>
-        <w:t>Nuestra Fuerza Está En Ti</w:t>
-      </w:r>
-    </w:p>
-    <w:p>
-      <w:pPr>
-        <w:spacing w:after="0"/>
-        <w:rPr>
-          <w:szCs w:val="28"/>
-        </w:rPr>
-      </w:pPr>
-      <w:r>
-        <w:rPr>
-          <w:szCs w:val="28"/>
-        </w:rPr>
-        <w:t>A</w:t>
-      </w:r>
-      <w:r>
-        <w:rPr>
+        <w:t>G</w:t>
+      </w:r>
+    </w:p>
+    <w:p>
+      <w:pPr>
+        <w:spacing w:after="0"/>
+        <w:rPr>
+          <w:b/>
+          <w:bCs/>
+          <w:szCs w:val="28"/>
+        </w:rPr>
+      </w:pPr>
+      <w:r>
+        <w:rPr>
+          <w:b/>
+          <w:bCs/>
+          <w:szCs w:val="28"/>
+        </w:rPr>
+        <w:t>Final:</w:t>
+      </w:r>
+      <w:r>
+        <w:rPr>
+          <w:b/>
+          <w:bCs/>
+          <w:szCs w:val="28"/>
+        </w:rPr>
+        <w:t xml:space="preserve"> </w:t>
+      </w:r>
+      <w:r>
+        <w:rPr>
+          <w:szCs w:val="28"/>
+        </w:rPr>
+        <w:t>Fmaj7</w:t>
+      </w:r>
+    </w:p>
+    <w:p>
+      <w:pPr>
+        <w:spacing w:after="0"/>
+        <w:rPr>
+          <w:b/>
+          <w:bCs/>
+          <w:szCs w:val="28"/>
+        </w:rPr>
+      </w:pPr>
+    </w:p>
+    <w:p>
+      <w:pPr>
+        <w:spacing w:after="0"/>
+        <w:rPr>
+          <w:b/>
+          <w:bCs/>
+          <w:szCs w:val="28"/>
+        </w:rPr>
+      </w:pPr>
+      <w:r>
+        <w:rPr>
+          <w:b/>
+          <w:bCs/>
+          <w:szCs w:val="28"/>
+        </w:rPr>
+        <w:t>///Intro///:  ///Intro///: ///Intro///: ///Intro///: ///Intro///:</w:t>
+      </w:r>
+    </w:p>
+    <w:p>
+      <w:pPr>
+        <w:spacing w:after="0"/>
+        <w:rPr>
+          <w:b/>
+          <w:bCs/>
+          <w:szCs w:val="28"/>
+        </w:rPr>
+      </w:pPr>
+      <w:r>
+        <w:rPr>
+          <w:b/>
+          <w:bCs/>
+          <w:szCs w:val="28"/>
+        </w:rPr>
+        <w:t>///</w:t>
+      </w:r>
+      <w:r>
+        <w:rPr>
+          <w:b/>
+          <w:bCs/>
           <w:sz w:val="2"/>
           <w:szCs w:val="2"/>
         </w:rPr>
@@ -2538,79 +3423,20 @@
       </w:r>
       <w:r>
         <w:rPr>
-          <w:szCs w:val="28"/>
-        </w:rPr>
-        <w:t>m</w:t>
-      </w:r>
-      <w:r>
-        <w:rPr>
-          <w:szCs w:val="28"/>
-        </w:rPr>
-        <w:t xml:space="preserve">                   </w:t>
-      </w:r>
-      <w:r>
-        <w:rPr>
-          <w:szCs w:val="28"/>
-        </w:rPr>
-        <w:t xml:space="preserve">  </w:t>
-      </w:r>
-      <w:r>
-        <w:rPr>
-          <w:szCs w:val="28"/>
-        </w:rPr>
-        <w:t xml:space="preserve">   G</w:t>
-      </w:r>
-    </w:p>
-    <w:p>
-      <w:pPr>
-        <w:spacing w:after="0"/>
-        <w:rPr>
-          <w:szCs w:val="28"/>
-        </w:rPr>
-      </w:pPr>
-      <w:r>
-        <w:rPr>
-          <w:szCs w:val="28"/>
-        </w:rPr>
-        <w:t>Y Anunciaremos, Siempre Gritaremos</w:t>
-      </w:r>
-    </w:p>
-    <w:p>
-      <w:pPr>
-        <w:spacing w:after="0"/>
-        <w:rPr>
-          <w:szCs w:val="28"/>
-        </w:rPr>
-      </w:pPr>
-      <w:r>
-        <w:rPr>
-          <w:szCs w:val="28"/>
-        </w:rPr>
-        <w:t xml:space="preserve"> </w:t>
-      </w:r>
-    </w:p>
-    <w:p>
-      <w:pPr>
-        <w:spacing w:after="0"/>
-        <w:rPr>
-          <w:szCs w:val="28"/>
-        </w:rPr>
-      </w:pPr>
-      <w:r>
-        <w:rPr>
           <w:b/>
           <w:bCs/>
           <w:szCs w:val="28"/>
         </w:rPr>
-        <w:t>//</w:t>
+        <w:t>Intro</w:t>
       </w:r>
       <w:r>
         <w:rPr>
           <w:b/>
           <w:bCs/>
-          <w:szCs w:val="28"/>
-        </w:rPr>
-        <w:t>Inter</w:t>
+          <w:sz w:val="2"/>
+          <w:szCs w:val="2"/>
+        </w:rPr>
+        <w:t xml:space="preserve"> </w:t>
       </w:r>
       <w:r>
         <w:rPr>
@@ -2618,998 +3444,8 @@
           <w:bCs/>
           <w:szCs w:val="28"/>
         </w:rPr>
-        <w:t>//</w:t>
-      </w:r>
-      <w:r>
-        <w:rPr>
-          <w:b/>
-          <w:bCs/>
-          <w:szCs w:val="28"/>
-        </w:rPr>
-        <w:t>:</w:t>
-      </w:r>
-      <w:r>
-        <w:rPr>
-          <w:szCs w:val="28"/>
-        </w:rPr>
-        <w:t xml:space="preserve"> </w:t>
-      </w:r>
-      <w:r>
-        <w:rPr>
-          <w:szCs w:val="28"/>
-        </w:rPr>
-        <w:t xml:space="preserve">F </w:t>
-      </w:r>
-      <w:r>
-        <w:rPr>
-          <w:szCs w:val="28"/>
-        </w:rPr>
-        <w:t xml:space="preserve">- </w:t>
-      </w:r>
-      <w:r>
-        <w:rPr>
-          <w:szCs w:val="28"/>
-        </w:rPr>
-        <w:t xml:space="preserve">C </w:t>
-      </w:r>
-      <w:r>
-        <w:rPr>
-          <w:szCs w:val="28"/>
-        </w:rPr>
-        <w:t xml:space="preserve">- </w:t>
-      </w:r>
-      <w:r>
-        <w:rPr>
-          <w:szCs w:val="28"/>
-        </w:rPr>
-        <w:t>A</w:t>
-      </w:r>
-      <w:r>
-        <w:rPr>
-          <w:sz w:val="2"/>
-          <w:szCs w:val="2"/>
-        </w:rPr>
-        <w:t xml:space="preserve"> </w:t>
-      </w:r>
-      <w:r>
-        <w:rPr>
-          <w:szCs w:val="28"/>
-        </w:rPr>
-        <w:t>m</w:t>
-      </w:r>
-      <w:r>
-        <w:rPr>
-          <w:szCs w:val="28"/>
-        </w:rPr>
-        <w:t xml:space="preserve"> </w:t>
-      </w:r>
-      <w:r>
-        <w:rPr>
-          <w:szCs w:val="28"/>
-        </w:rPr>
-        <w:t xml:space="preserve">- </w:t>
-      </w:r>
-      <w:r>
-        <w:rPr>
-          <w:szCs w:val="28"/>
-        </w:rPr>
-        <w:t>G</w:t>
-      </w:r>
-    </w:p>
-    <w:p>
-      <w:pPr>
-        <w:spacing w:after="0"/>
-        <w:rPr>
-          <w:szCs w:val="28"/>
-        </w:rPr>
-      </w:pPr>
-      <w:r>
-        <w:rPr>
-          <w:szCs w:val="28"/>
-        </w:rPr>
-        <w:t xml:space="preserve"> </w:t>
-      </w:r>
-    </w:p>
-    <w:p>
-      <w:pPr>
-        <w:spacing w:after="0"/>
-        <w:rPr>
-          <w:b/>
-          <w:bCs/>
-          <w:szCs w:val="28"/>
-        </w:rPr>
-      </w:pPr>
-      <w:r>
-        <w:rPr>
-          <w:b/>
-          <w:bCs/>
-          <w:szCs w:val="28"/>
-        </w:rPr>
-        <w:t>Verso</w:t>
-      </w:r>
-    </w:p>
-    <w:p>
-      <w:pPr>
-        <w:spacing w:after="0"/>
-        <w:rPr>
-          <w:b/>
-          <w:bCs/>
-          <w:szCs w:val="28"/>
-        </w:rPr>
-      </w:pPr>
-      <w:r>
-        <w:rPr>
-          <w:b/>
-          <w:bCs/>
-          <w:szCs w:val="28"/>
-        </w:rPr>
-        <w:t>Pre</w:t>
-      </w:r>
-      <w:r>
-        <w:rPr>
-          <w:b/>
-          <w:bCs/>
-          <w:szCs w:val="28"/>
-        </w:rPr>
-        <w:t xml:space="preserve"> </w:t>
-      </w:r>
-      <w:r>
-        <w:rPr>
-          <w:b/>
-          <w:bCs/>
-          <w:szCs w:val="28"/>
-        </w:rPr>
-        <w:t>Coro</w:t>
-      </w:r>
-    </w:p>
-    <w:p>
-      <w:pPr>
-        <w:spacing w:after="0"/>
-        <w:rPr>
-          <w:b/>
-          <w:bCs/>
-          <w:szCs w:val="28"/>
-        </w:rPr>
-      </w:pPr>
-      <w:r>
-        <w:rPr>
-          <w:b/>
-          <w:bCs/>
-          <w:szCs w:val="28"/>
-        </w:rPr>
-        <w:lastRenderedPageBreak/>
-        <w:t>Espontaneo</w:t>
-      </w:r>
-    </w:p>
-    <w:p>
-      <w:pPr>
-        <w:spacing w:after="0"/>
-        <w:rPr>
-          <w:b/>
-          <w:bCs/>
-          <w:szCs w:val="28"/>
-        </w:rPr>
-      </w:pPr>
-      <w:r>
-        <w:rPr>
-          <w:b/>
-          <w:bCs/>
-          <w:szCs w:val="28"/>
-        </w:rPr>
-        <w:t>//Coro III//</w:t>
-      </w:r>
-    </w:p>
-    <w:p>
-      <w:pPr>
-        <w:spacing w:after="0"/>
-        <w:rPr>
-          <w:szCs w:val="28"/>
-        </w:rPr>
-      </w:pPr>
-      <w:r>
-        <w:rPr>
-          <w:szCs w:val="28"/>
-        </w:rPr>
-        <w:t>F</w:t>
-      </w:r>
-      <w:r>
-        <w:rPr>
-          <w:szCs w:val="28"/>
-        </w:rPr>
-        <w:t>maj7</w:t>
-      </w:r>
-      <w:r>
-        <w:rPr>
-          <w:szCs w:val="28"/>
-        </w:rPr>
-        <w:t xml:space="preserve">     </w:t>
-      </w:r>
-      <w:r>
-        <w:rPr>
-          <w:szCs w:val="28"/>
-        </w:rPr>
-        <w:t xml:space="preserve"> </w:t>
-      </w:r>
-      <w:r>
-        <w:rPr>
-          <w:szCs w:val="28"/>
-        </w:rPr>
-        <w:t xml:space="preserve">    </w:t>
-      </w:r>
-      <w:r>
-        <w:rPr>
-          <w:szCs w:val="28"/>
-        </w:rPr>
-        <w:t>Dm7</w:t>
-      </w:r>
-    </w:p>
-    <w:p>
-      <w:pPr>
-        <w:spacing w:after="0"/>
-        <w:rPr>
-          <w:szCs w:val="28"/>
-        </w:rPr>
-      </w:pPr>
-      <w:r>
-        <w:rPr>
-          <w:szCs w:val="28"/>
-        </w:rPr>
-        <w:t>Somos La Generación</w:t>
-      </w:r>
-    </w:p>
-    <w:p>
-      <w:pPr>
-        <w:spacing w:after="0"/>
-        <w:rPr>
-          <w:szCs w:val="28"/>
-        </w:rPr>
-      </w:pPr>
-      <w:r>
-        <w:rPr>
-          <w:szCs w:val="28"/>
-        </w:rPr>
-        <w:t xml:space="preserve">        </w:t>
-      </w:r>
-      <w:r>
-        <w:rPr>
-          <w:szCs w:val="28"/>
-        </w:rPr>
-        <w:t>A</w:t>
-      </w:r>
-      <w:r>
-        <w:rPr>
-          <w:sz w:val="2"/>
-          <w:szCs w:val="2"/>
-        </w:rPr>
-        <w:t xml:space="preserve"> </w:t>
-      </w:r>
-      <w:r>
-        <w:rPr>
-          <w:szCs w:val="28"/>
-        </w:rPr>
-        <w:t>m</w:t>
-      </w:r>
-      <w:r>
-        <w:rPr>
-          <w:szCs w:val="28"/>
-        </w:rPr>
-        <w:t>7</w:t>
-      </w:r>
-      <w:r>
-        <w:rPr>
-          <w:szCs w:val="28"/>
-        </w:rPr>
-        <w:t xml:space="preserve"> </w:t>
-      </w:r>
-      <w:r>
-        <w:rPr>
-          <w:szCs w:val="28"/>
-        </w:rPr>
-        <w:t xml:space="preserve">   </w:t>
-      </w:r>
-      <w:r>
-        <w:rPr>
-          <w:szCs w:val="28"/>
-        </w:rPr>
-        <w:t xml:space="preserve">                   G</w:t>
-      </w:r>
-      <w:r>
-        <w:rPr>
-          <w:szCs w:val="28"/>
-        </w:rPr>
-        <w:t>add4</w:t>
-      </w:r>
-    </w:p>
-    <w:p>
-      <w:pPr>
-        <w:spacing w:after="0"/>
-        <w:rPr>
-          <w:szCs w:val="28"/>
-        </w:rPr>
-      </w:pPr>
-      <w:r>
-        <w:rPr>
-          <w:szCs w:val="28"/>
-        </w:rPr>
-        <w:t>Que Nunca Se Cansa Y Siempre Avanza</w:t>
-      </w:r>
-    </w:p>
-    <w:p>
-      <w:pPr>
-        <w:spacing w:after="0"/>
-        <w:rPr>
-          <w:szCs w:val="28"/>
-        </w:rPr>
-      </w:pPr>
-      <w:r>
-        <w:rPr>
-          <w:szCs w:val="28"/>
-        </w:rPr>
-        <w:t>F</w:t>
-      </w:r>
-      <w:r>
-        <w:rPr>
-          <w:szCs w:val="28"/>
-        </w:rPr>
-        <w:t>maj7</w:t>
-      </w:r>
-      <w:r>
-        <w:rPr>
-          <w:szCs w:val="28"/>
-        </w:rPr>
-        <w:t xml:space="preserve">             </w:t>
-      </w:r>
-      <w:r>
-        <w:rPr>
-          <w:szCs w:val="28"/>
-        </w:rPr>
-        <w:t xml:space="preserve">   </w:t>
-      </w:r>
-      <w:r>
-        <w:rPr>
-          <w:szCs w:val="28"/>
-        </w:rPr>
-        <w:t xml:space="preserve">  </w:t>
-      </w:r>
-      <w:r>
-        <w:rPr>
-          <w:szCs w:val="28"/>
-        </w:rPr>
-        <w:t>Dm7</w:t>
-      </w:r>
-    </w:p>
-    <w:p>
-      <w:pPr>
-        <w:spacing w:after="0"/>
-        <w:rPr>
-          <w:szCs w:val="28"/>
-        </w:rPr>
-      </w:pPr>
-      <w:r>
-        <w:rPr>
-          <w:szCs w:val="28"/>
-        </w:rPr>
-        <w:t>Nuestra Fuerza Está En Ti</w:t>
-      </w:r>
-    </w:p>
-    <w:p>
-      <w:pPr>
-        <w:spacing w:after="0"/>
-        <w:rPr>
-          <w:szCs w:val="28"/>
-        </w:rPr>
-      </w:pPr>
-      <w:r>
-        <w:rPr>
-          <w:szCs w:val="28"/>
-        </w:rPr>
-        <w:t>A</w:t>
-      </w:r>
-      <w:r>
-        <w:rPr>
-          <w:sz w:val="2"/>
-          <w:szCs w:val="2"/>
-        </w:rPr>
-        <w:t xml:space="preserve"> </w:t>
-      </w:r>
-      <w:r>
-        <w:rPr>
-          <w:szCs w:val="28"/>
-        </w:rPr>
-        <w:t>m</w:t>
-      </w:r>
-      <w:r>
-        <w:rPr>
-          <w:szCs w:val="28"/>
-        </w:rPr>
-        <w:t>7</w:t>
-      </w:r>
-      <w:r>
-        <w:rPr>
-          <w:szCs w:val="28"/>
-        </w:rPr>
-        <w:t xml:space="preserve">              </w:t>
-      </w:r>
-      <w:r>
-        <w:rPr>
-          <w:szCs w:val="28"/>
-        </w:rPr>
-        <w:t xml:space="preserve">  </w:t>
-      </w:r>
-      <w:r>
-        <w:rPr>
-          <w:szCs w:val="28"/>
-        </w:rPr>
-        <w:t xml:space="preserve">   G</w:t>
-      </w:r>
-      <w:r>
-        <w:rPr>
-          <w:szCs w:val="28"/>
-        </w:rPr>
-        <w:t>add4</w:t>
-      </w:r>
-    </w:p>
-    <w:p>
-      <w:pPr>
-        <w:spacing w:after="0"/>
-        <w:rPr>
-          <w:szCs w:val="28"/>
-        </w:rPr>
-      </w:pPr>
-      <w:r>
-        <w:rPr>
-          <w:szCs w:val="28"/>
-        </w:rPr>
-        <w:t>Y Anunciaremos, Siempre Gritaremos</w:t>
-      </w:r>
-    </w:p>
-    <w:p>
-      <w:pPr>
-        <w:spacing w:after="0"/>
-        <w:rPr>
-          <w:szCs w:val="28"/>
-        </w:rPr>
-      </w:pPr>
-      <w:r>
-        <w:rPr>
-          <w:szCs w:val="28"/>
-        </w:rPr>
-        <w:t>F</w:t>
-      </w:r>
-      <w:r>
-        <w:rPr>
-          <w:szCs w:val="28"/>
-        </w:rPr>
-        <w:t>maj7</w:t>
-      </w:r>
-      <w:r>
-        <w:rPr>
-          <w:szCs w:val="28"/>
-        </w:rPr>
-        <w:t xml:space="preserve">            </w:t>
-      </w:r>
-      <w:r>
-        <w:rPr>
-          <w:szCs w:val="28"/>
-        </w:rPr>
-        <w:t>Dm7</w:t>
-      </w:r>
-    </w:p>
-    <w:p>
-      <w:pPr>
-        <w:spacing w:after="0"/>
-        <w:rPr>
-          <w:szCs w:val="28"/>
-        </w:rPr>
-      </w:pPr>
-      <w:r>
-        <w:rPr>
-          <w:szCs w:val="28"/>
-        </w:rPr>
-        <w:t>Que Jesús Resucitó</w:t>
-      </w:r>
-    </w:p>
-    <w:p>
-      <w:pPr>
-        <w:spacing w:after="0"/>
-        <w:rPr>
-          <w:szCs w:val="28"/>
-        </w:rPr>
-      </w:pPr>
-      <w:r>
-        <w:rPr>
-          <w:szCs w:val="28"/>
-        </w:rPr>
-        <w:t>A</w:t>
-      </w:r>
-      <w:r>
-        <w:rPr>
-          <w:sz w:val="2"/>
-          <w:szCs w:val="2"/>
-        </w:rPr>
-        <w:t xml:space="preserve"> </w:t>
-      </w:r>
-      <w:r>
-        <w:rPr>
-          <w:szCs w:val="28"/>
-        </w:rPr>
-        <w:t>m</w:t>
-      </w:r>
-      <w:r>
-        <w:rPr>
-          <w:szCs w:val="28"/>
-        </w:rPr>
-        <w:t>7</w:t>
-      </w:r>
-      <w:r>
-        <w:rPr>
-          <w:szCs w:val="28"/>
-        </w:rPr>
-        <w:t xml:space="preserve">         G</w:t>
-      </w:r>
-      <w:r>
-        <w:rPr>
-          <w:szCs w:val="28"/>
-        </w:rPr>
-        <w:t>add4</w:t>
-      </w:r>
-    </w:p>
-    <w:p>
-      <w:pPr>
-        <w:spacing w:after="0"/>
-        <w:rPr>
-          <w:szCs w:val="28"/>
-        </w:rPr>
-      </w:pPr>
-      <w:r>
-        <w:rPr>
-          <w:szCs w:val="28"/>
-        </w:rPr>
-        <w:t>Nueva Vida Él Nos Dio</w:t>
-      </w:r>
-    </w:p>
-    <w:p>
-      <w:pPr>
-        <w:spacing w:after="0"/>
-        <w:rPr>
-          <w:szCs w:val="28"/>
-        </w:rPr>
-      </w:pPr>
-      <w:r>
-        <w:rPr>
-          <w:szCs w:val="28"/>
-        </w:rPr>
-        <w:t>F</w:t>
-      </w:r>
-      <w:r>
-        <w:rPr>
-          <w:szCs w:val="28"/>
-        </w:rPr>
-        <w:t>maj7</w:t>
-      </w:r>
-      <w:r>
-        <w:rPr>
-          <w:szCs w:val="28"/>
-        </w:rPr>
-        <w:t xml:space="preserve">            </w:t>
-      </w:r>
-      <w:r>
-        <w:rPr>
-          <w:szCs w:val="28"/>
-        </w:rPr>
-        <w:t xml:space="preserve">  </w:t>
-      </w:r>
-      <w:r>
-        <w:rPr>
-          <w:szCs w:val="28"/>
-        </w:rPr>
-        <w:t xml:space="preserve">    </w:t>
-      </w:r>
-      <w:r>
-        <w:rPr>
-          <w:szCs w:val="28"/>
-        </w:rPr>
-        <w:t>Dm7</w:t>
-      </w:r>
-    </w:p>
-    <w:p>
-      <w:pPr>
-        <w:spacing w:after="0"/>
-        <w:rPr>
-          <w:szCs w:val="28"/>
-        </w:rPr>
-      </w:pPr>
-      <w:r>
-        <w:rPr>
-          <w:szCs w:val="28"/>
-        </w:rPr>
-        <w:t>Con Su Amor Nos Abrazó</w:t>
-      </w:r>
-    </w:p>
-    <w:p>
-      <w:pPr>
-        <w:spacing w:after="0"/>
-        <w:rPr>
-          <w:szCs w:val="28"/>
-        </w:rPr>
-      </w:pPr>
-      <w:r>
-        <w:rPr>
-          <w:szCs w:val="28"/>
-        </w:rPr>
-        <w:t>A</w:t>
-      </w:r>
-      <w:r>
-        <w:rPr>
-          <w:sz w:val="2"/>
-          <w:szCs w:val="2"/>
-        </w:rPr>
-        <w:t xml:space="preserve"> </w:t>
-      </w:r>
-      <w:r>
-        <w:rPr>
-          <w:szCs w:val="28"/>
-        </w:rPr>
-        <w:t>m</w:t>
-      </w:r>
-      <w:r>
-        <w:rPr>
-          <w:szCs w:val="28"/>
-        </w:rPr>
-        <w:t>7</w:t>
-      </w:r>
-      <w:r>
-        <w:rPr>
-          <w:szCs w:val="28"/>
-        </w:rPr>
-        <w:t xml:space="preserve"> </w:t>
-      </w:r>
-      <w:r>
-        <w:rPr>
-          <w:szCs w:val="28"/>
-        </w:rPr>
-        <w:t xml:space="preserve">   </w:t>
-      </w:r>
-      <w:r>
-        <w:rPr>
-          <w:szCs w:val="28"/>
-        </w:rPr>
-        <w:t xml:space="preserve">                   G</w:t>
-      </w:r>
-      <w:r>
-        <w:rPr>
-          <w:szCs w:val="28"/>
-        </w:rPr>
-        <w:t>add4</w:t>
-      </w:r>
-    </w:p>
-    <w:p>
-      <w:pPr>
-        <w:spacing w:after="0"/>
-        <w:rPr>
-          <w:szCs w:val="28"/>
-        </w:rPr>
-      </w:pPr>
-      <w:r>
-        <w:rPr>
-          <w:szCs w:val="28"/>
-        </w:rPr>
-        <w:t>Y Anunciaremos, Siempre Gritaremos</w:t>
-      </w:r>
-    </w:p>
-    <w:p>
-      <w:pPr>
-        <w:spacing w:after="0"/>
-        <w:rPr>
-          <w:szCs w:val="28"/>
-        </w:rPr>
-      </w:pPr>
-    </w:p>
-    <w:p>
-      <w:pPr>
-        <w:spacing w:after="0"/>
-        <w:rPr>
-          <w:b/>
-          <w:bCs/>
-          <w:szCs w:val="28"/>
-        </w:rPr>
-      </w:pPr>
-      <w:r>
-        <w:rPr>
-          <w:b/>
-          <w:bCs/>
-          <w:szCs w:val="28"/>
-        </w:rPr>
-        <w:t>////</w:t>
-      </w:r>
-      <w:r>
-        <w:rPr>
-          <w:b/>
-          <w:bCs/>
-          <w:szCs w:val="28"/>
-        </w:rPr>
-        <w:t>Puente</w:t>
-      </w:r>
-      <w:r>
-        <w:rPr>
-          <w:b/>
-          <w:bCs/>
-          <w:szCs w:val="28"/>
-        </w:rPr>
-        <w:t>////</w:t>
-      </w:r>
-    </w:p>
-    <w:p>
-      <w:pPr>
-        <w:spacing w:after="0"/>
-      </w:pPr>
-      <w:r>
-        <w:t xml:space="preserve">              F</w:t>
-      </w:r>
-      <w:r>
-        <w:t>maj7</w:t>
-      </w:r>
-      <w:r>
-        <w:t xml:space="preserve">  </w:t>
-      </w:r>
-      <w:r>
-        <w:t xml:space="preserve">             Dm7 </w:t>
-      </w:r>
-      <w:r>
-        <w:t xml:space="preserve"> </w:t>
-      </w:r>
-      <w:r>
-        <w:t xml:space="preserve">             </w:t>
-      </w:r>
-      <w:r>
-        <w:t xml:space="preserve"> </w:t>
-      </w:r>
-      <w:r>
-        <w:rPr>
-          <w:szCs w:val="28"/>
-        </w:rPr>
-        <w:t>A</w:t>
-      </w:r>
-      <w:r>
-        <w:rPr>
-          <w:sz w:val="2"/>
-          <w:szCs w:val="2"/>
-        </w:rPr>
-        <w:t xml:space="preserve"> </w:t>
-      </w:r>
-      <w:r>
-        <w:rPr>
-          <w:szCs w:val="28"/>
-        </w:rPr>
-        <w:t>m</w:t>
-      </w:r>
-      <w:r>
-        <w:rPr>
-          <w:szCs w:val="28"/>
-        </w:rPr>
-        <w:t xml:space="preserve">7 </w:t>
-      </w:r>
-      <w:r>
-        <w:t xml:space="preserve"> </w:t>
-      </w:r>
-      <w:r>
-        <w:t xml:space="preserve">            </w:t>
-      </w:r>
-      <w:r>
-        <w:t>G</w:t>
-      </w:r>
-      <w:r>
-        <w:t>add4</w:t>
-      </w:r>
-    </w:p>
-    <w:p>
-      <w:pPr>
-        <w:spacing w:after="0"/>
-      </w:pPr>
-      <w:r>
-        <w:t>Jesús Es Rey</w:t>
-      </w:r>
-      <w:r>
-        <w:t xml:space="preserve">, </w:t>
-      </w:r>
-      <w:r>
-        <w:t>Jesús Es Rey</w:t>
-      </w:r>
-      <w:r>
-        <w:t>,</w:t>
-      </w:r>
-      <w:r>
-        <w:t xml:space="preserve"> </w:t>
-      </w:r>
-      <w:r>
-        <w:t>Jesús Es Rey</w:t>
-      </w:r>
-      <w:r>
-        <w:t>,</w:t>
-      </w:r>
-      <w:r>
-        <w:t xml:space="preserve"> </w:t>
-      </w:r>
-      <w:r>
-        <w:t>Jesús Es Rey</w:t>
-      </w:r>
-      <w:r>
-        <w:t xml:space="preserve">   </w:t>
-      </w:r>
-      <w:r>
-        <w:t xml:space="preserve"> </w:t>
-      </w:r>
-    </w:p>
-    <w:p>
-      <w:pPr>
-        <w:spacing w:after="0"/>
-        <w:rPr>
-          <w:b/>
-          <w:bCs/>
-          <w:szCs w:val="28"/>
-        </w:rPr>
-      </w:pPr>
-    </w:p>
-    <w:p>
-      <w:pPr>
-        <w:spacing w:after="0"/>
-        <w:rPr>
-          <w:b/>
-          <w:bCs/>
-          <w:szCs w:val="28"/>
-        </w:rPr>
-      </w:pPr>
-      <w:r>
-        <w:rPr>
-          <w:b/>
-          <w:bCs/>
-          <w:szCs w:val="28"/>
-        </w:rPr>
-        <w:t>Coro II</w:t>
-      </w:r>
-    </w:p>
-    <w:p>
-      <w:pPr>
-        <w:spacing w:after="0"/>
-        <w:rPr>
-          <w:szCs w:val="28"/>
-        </w:rPr>
-      </w:pPr>
-      <w:r>
-        <w:rPr>
-          <w:b/>
-          <w:bCs/>
-          <w:szCs w:val="28"/>
-        </w:rPr>
-        <w:t>////</w:t>
-      </w:r>
-      <w:r>
-        <w:rPr>
-          <w:b/>
-          <w:bCs/>
-          <w:szCs w:val="28"/>
-        </w:rPr>
-        <w:t>Inter</w:t>
-      </w:r>
-      <w:r>
-        <w:rPr>
-          <w:b/>
-          <w:bCs/>
-          <w:szCs w:val="28"/>
-        </w:rPr>
-        <w:t>////</w:t>
-      </w:r>
-      <w:r>
-        <w:rPr>
-          <w:b/>
-          <w:bCs/>
-          <w:szCs w:val="28"/>
-        </w:rPr>
-        <w:t>:</w:t>
-      </w:r>
-      <w:r>
-        <w:rPr>
-          <w:szCs w:val="28"/>
-        </w:rPr>
-        <w:t xml:space="preserve"> F </w:t>
-      </w:r>
-      <w:r>
-        <w:rPr>
-          <w:szCs w:val="28"/>
-        </w:rPr>
-        <w:t xml:space="preserve">- </w:t>
-      </w:r>
-      <w:r>
-        <w:rPr>
-          <w:szCs w:val="28"/>
-        </w:rPr>
-        <w:t xml:space="preserve">C </w:t>
-      </w:r>
-      <w:r>
-        <w:rPr>
-          <w:szCs w:val="28"/>
-        </w:rPr>
-        <w:t xml:space="preserve">- </w:t>
-      </w:r>
-      <w:r>
-        <w:rPr>
-          <w:szCs w:val="28"/>
-        </w:rPr>
-        <w:t>A</w:t>
-      </w:r>
-      <w:r>
-        <w:rPr>
-          <w:sz w:val="2"/>
-          <w:szCs w:val="2"/>
-        </w:rPr>
-        <w:t xml:space="preserve"> </w:t>
-      </w:r>
-      <w:r>
-        <w:rPr>
-          <w:szCs w:val="28"/>
-        </w:rPr>
-        <w:t xml:space="preserve">m </w:t>
-      </w:r>
-      <w:r>
-        <w:rPr>
-          <w:szCs w:val="28"/>
-        </w:rPr>
-        <w:t>-</w:t>
-      </w:r>
-      <w:r>
-        <w:rPr>
-          <w:szCs w:val="28"/>
-        </w:rPr>
-        <w:t xml:space="preserve"> </w:t>
-      </w:r>
-      <w:r>
-        <w:rPr>
-          <w:szCs w:val="28"/>
-        </w:rPr>
-        <w:t>G</w:t>
-      </w:r>
-    </w:p>
-    <w:p>
-      <w:pPr>
-        <w:spacing w:after="0"/>
-        <w:rPr>
-          <w:b/>
-          <w:bCs/>
-          <w:szCs w:val="28"/>
-        </w:rPr>
-      </w:pPr>
-      <w:r>
-        <w:rPr>
-          <w:b/>
-          <w:bCs/>
-          <w:szCs w:val="28"/>
-        </w:rPr>
-        <w:t>Final:</w:t>
-      </w:r>
-      <w:r>
-        <w:rPr>
-          <w:b/>
-          <w:bCs/>
-          <w:szCs w:val="28"/>
-        </w:rPr>
-        <w:t xml:space="preserve"> </w:t>
-      </w:r>
-      <w:r>
-        <w:rPr>
-          <w:szCs w:val="28"/>
-        </w:rPr>
-        <w:t>Fmaj7</w:t>
-      </w:r>
-    </w:p>
-    <w:p>
-      <w:pPr>
-        <w:spacing w:after="0"/>
-        <w:rPr>
-          <w:b/>
-          <w:bCs/>
-          <w:szCs w:val="28"/>
-        </w:rPr>
-      </w:pPr>
+        <w:t>///: ///Intro///:</w:t>
+      </w:r>
     </w:p>
     <w:sectPr>
       <w:pgSz w:w="12240" w:h="15840"/>
@@ -4230,7 +4066,6 @@
   <w:style w:type="character" w:default="1" w:styleId="Fuentedeprrafopredeter">
     <w:name w:val="Default Paragraph Font"/>
     <w:uiPriority w:val="1"/>
-    <w:semiHidden/>
     <w:unhideWhenUsed/>
   </w:style>
   <w:style w:type="table" w:default="1" w:styleId="Tablanormal">

--- a/Work/Jesús Es Rey  Miel San Marcos.docx
+++ b/Work/Jesús Es Rey  Miel San Marcos.docx
@@ -3386,66 +3386,6 @@
           <w:szCs w:val="28"/>
         </w:rPr>
       </w:pPr>
-      <w:r>
-        <w:rPr>
-          <w:b/>
-          <w:bCs/>
-          <w:szCs w:val="28"/>
-        </w:rPr>
-        <w:t>///Intro///:  ///Intro///: ///Intro///: ///Intro///: ///Intro///:</w:t>
-      </w:r>
-    </w:p>
-    <w:p>
-      <w:pPr>
-        <w:spacing w:after="0"/>
-        <w:rPr>
-          <w:b/>
-          <w:bCs/>
-          <w:szCs w:val="28"/>
-        </w:rPr>
-      </w:pPr>
-      <w:r>
-        <w:rPr>
-          <w:b/>
-          <w:bCs/>
-          <w:szCs w:val="28"/>
-        </w:rPr>
-        <w:t>///</w:t>
-      </w:r>
-      <w:r>
-        <w:rPr>
-          <w:b/>
-          <w:bCs/>
-          <w:sz w:val="2"/>
-          <w:szCs w:val="2"/>
-        </w:rPr>
-        <w:t xml:space="preserve"> </w:t>
-      </w:r>
-      <w:r>
-        <w:rPr>
-          <w:b/>
-          <w:bCs/>
-          <w:szCs w:val="28"/>
-        </w:rPr>
-        <w:t>Intro</w:t>
-      </w:r>
-      <w:r>
-        <w:rPr>
-          <w:b/>
-          <w:bCs/>
-          <w:sz w:val="2"/>
-          <w:szCs w:val="2"/>
-        </w:rPr>
-        <w:t xml:space="preserve"> </w:t>
-      </w:r>
-      <w:r>
-        <w:rPr>
-          <w:b/>
-          <w:bCs/>
-          <w:szCs w:val="28"/>
-        </w:rPr>
-        <w:t>///: ///Intro///:</w:t>
-      </w:r>
     </w:p>
     <w:sectPr>
       <w:pgSz w:w="12240" w:h="15840"/>
